--- a/zht/docx/004.content.docx
+++ b/zht/docx/004.content.docx
@@ -244,18 +244,12 @@
         </w:rPr>
         <w:t>的人的意思是適合事奉神的人，他可以被接納參與對神的</w:t>
       </w:r>
-      <w:hyperlink r:id="rId13">
-        <w:r>
-          <w:rPr>
-            <w:lang w:val="zh_TW" w:bidi="zh_TW"/>
-          </w:rPr>
-          <w:rPr>
-            <w:color w:val="0000EE"/>
-            <w:u w:val="single"/>
-          </w:rPr>
-          <w:t>敬拜</w:t>
-        </w:r>
-      </w:hyperlink>
+      <w:r>
+        <w:rPr>
+          <w:lang w:val="zh_TW" w:bidi="zh_TW"/>
+        </w:rPr>
+        <w:t>敬拜</w:t>
+      </w:r>
       <w:r>
         <w:rPr>
           <w:lang w:val="zh_TW" w:bidi="zh_TW"/>
@@ -289,18 +283,13 @@
         </w:rPr>
         <w:t>如果一個女人不潔凈是因為她在月經期間或者生孩子而流血，或者如果任何人有了性關係，觸摸了屍體，或從皮膚病中康復，他們就是不潔淨的。 他們需要等待一段時間，然後進行特殊的沐浴。 在某些情況下，他們還必須要將一個動物</w:t>
       </w:r>
-      <w:hyperlink r:id="rId14">
-        <w:r>
-          <w:rPr>
-            <w:lang w:val="zh_TW" w:bidi="zh_TW"/>
-          </w:rPr>
-          <w:rPr>
-            <w:color w:val="0000EE"/>
-            <w:u w:val="single"/>
-          </w:rPr>
-          <w:t>獻祭</w:t>
-        </w:r>
-      </w:hyperlink>
+      <w:r>
+        <w:rPr>
+          <w:b/>
+          <w:lang w:val="zh_TW" w:bidi="zh_TW"/>
+        </w:rPr>
+        <w:t>獻祭</w:t>
+      </w:r>
       <w:r>
         <w:rPr>
           <w:lang w:val="zh_TW" w:bidi="zh_TW"/>
